--- a/Knowledge/3-Work knowledge/1-Software Engineering/1-Software Engineering Fundamentals/5-My Source/3-Network Topologies/1-Network Topologies and Network Layout.docx
+++ b/Knowledge/3-Work knowledge/1-Software Engineering/1-Software Engineering Fundamentals/5-My Source/3-Network Topologies/1-Network Topologies and Network Layout.docx
@@ -4,58 +4,28 @@
   <w:body>
     <w:p>
       <w:pPr>
-        <w:keepNext/>
-        <w:keepLines/>
-        <w:spacing w:before="360" w:after="80" w:line="276" w:lineRule="auto"/>
-        <w:outlineLvl w:val="0"/>
-        <w:rPr>
-          <w:rFonts w:asciiTheme="majorHAnsi" w:eastAsiaTheme="majorEastAsia" w:hAnsiTheme="majorHAnsi" w:cstheme="majorBidi"/>
-          <w:color w:val="2F5496" w:themeColor="accent1" w:themeShade="BF"/>
-          <w:kern w:val="0"/>
-          <w:sz w:val="40"/>
-          <w:szCs w:val="40"/>
-          <w:lang w:val="en"/>
-          <w14:ligatures w14:val="none"/>
-        </w:rPr>
-      </w:pPr>
-      <w:r>
-        <w:rPr>
-          <w:rFonts w:asciiTheme="majorHAnsi" w:eastAsiaTheme="majorEastAsia" w:hAnsiTheme="majorHAnsi" w:cstheme="majorBidi"/>
-          <w:color w:val="2F5496" w:themeColor="accent1" w:themeShade="BF"/>
-          <w:kern w:val="0"/>
-          <w:sz w:val="40"/>
-          <w:szCs w:val="40"/>
-          <w:lang w:val="en"/>
-          <w14:ligatures w14:val="none"/>
+        <w:pStyle w:val="Heading1"/>
+        <w:rPr>
+          <w:lang w:val="en"/>
+        </w:rPr>
+      </w:pPr>
+      <w:r>
+        <w:rPr>
+          <w:lang w:val="en"/>
         </w:rPr>
         <w:t>1-Network Topologies</w:t>
       </w:r>
     </w:p>
     <w:p>
       <w:pPr>
-        <w:keepNext/>
-        <w:keepLines/>
-        <w:spacing w:before="160" w:after="80" w:line="276" w:lineRule="auto"/>
-        <w:outlineLvl w:val="1"/>
-        <w:rPr>
-          <w:rFonts w:asciiTheme="majorHAnsi" w:eastAsiaTheme="majorEastAsia" w:hAnsiTheme="majorHAnsi" w:cstheme="majorBidi"/>
-          <w:color w:val="2F5496" w:themeColor="accent1" w:themeShade="BF"/>
-          <w:kern w:val="0"/>
-          <w:sz w:val="32"/>
-          <w:szCs w:val="32"/>
-          <w:lang w:val="en"/>
-          <w14:ligatures w14:val="none"/>
-        </w:rPr>
-      </w:pPr>
-      <w:r>
-        <w:rPr>
-          <w:rFonts w:asciiTheme="majorHAnsi" w:eastAsiaTheme="majorEastAsia" w:hAnsiTheme="majorHAnsi" w:cstheme="majorBidi"/>
-          <w:color w:val="2F5496" w:themeColor="accent1" w:themeShade="BF"/>
-          <w:kern w:val="0"/>
-          <w:sz w:val="32"/>
-          <w:szCs w:val="32"/>
-          <w:lang w:val="en"/>
-          <w14:ligatures w14:val="none"/>
+        <w:pStyle w:val="Heading2"/>
+        <w:rPr>
+          <w:lang w:val="en"/>
+        </w:rPr>
+      </w:pPr>
+      <w:r>
+        <w:rPr>
+          <w:lang w:val="en"/>
         </w:rPr>
         <w:t>What Are Network Topologies?</w:t>
       </w:r>
@@ -97,6 +67,7 @@
         </w:rPr>
         <w:t xml:space="preserve">: </w:t>
       </w:r>
+      <w:proofErr w:type="spellStart"/>
       <w:r>
         <w:rPr>
           <w:rFonts w:ascii="Arial" w:eastAsia="Arial" w:hAnsi="Arial" w:cs="Arial"/>
@@ -108,7 +79,21 @@
           <w:lang w:val="en"/>
           <w14:ligatures w14:val="none"/>
         </w:rPr>
-        <w:t>Chatgpt (GPT</w:t>
+        <w:t>Chatgpt</w:t>
+      </w:r>
+      <w:proofErr w:type="spellEnd"/>
+      <w:r>
+        <w:rPr>
+          <w:rFonts w:ascii="Arial" w:eastAsia="Arial" w:hAnsi="Arial" w:cs="Arial"/>
+          <w:b/>
+          <w:kern w:val="0"/>
+          <w:sz w:val="22"/>
+          <w:szCs w:val="22"/>
+          <w:highlight w:val="darkGray"/>
+          <w:lang w:val="en"/>
+          <w14:ligatures w14:val="none"/>
+        </w:rPr>
+        <w:t xml:space="preserve"> (GPT</w:t>
       </w:r>
       <w:r>
         <w:rPr>
@@ -430,47 +415,23 @@
     </w:p>
     <w:p>
       <w:pPr>
-        <w:spacing w:before="160" w:after="80" w:line="276" w:lineRule="auto"/>
-        <w:outlineLvl w:val="1"/>
-        <w:rPr>
-          <w:rFonts w:asciiTheme="majorHAnsi" w:eastAsiaTheme="majorEastAsia" w:hAnsiTheme="majorHAnsi" w:cstheme="majorBidi"/>
-          <w:b/>
-          <w:bCs/>
-          <w:color w:val="2F5496" w:themeColor="accent1" w:themeShade="BF"/>
-          <w:kern w:val="0"/>
-          <w:sz w:val="34"/>
-          <w:szCs w:val="34"/>
-          <w:lang w:val="en"/>
-          <w14:ligatures w14:val="none"/>
+        <w:pStyle w:val="Heading2"/>
+        <w:rPr>
+          <w:lang w:val="en"/>
         </w:rPr>
       </w:pPr>
       <w:bookmarkStart w:id="0" w:name="_4sw0i0i4nakq" w:colFirst="0" w:colLast="0"/>
       <w:bookmarkEnd w:id="0"/>
       <w:r>
         <w:rPr>
-          <w:rFonts w:ascii="Segoe UI Emoji" w:eastAsiaTheme="majorEastAsia" w:hAnsi="Segoe UI Emoji" w:cs="Segoe UI Emoji"/>
-          <w:b/>
-          <w:bCs/>
-          <w:color w:val="2F5496" w:themeColor="accent1" w:themeShade="BF"/>
-          <w:kern w:val="0"/>
-          <w:sz w:val="34"/>
-          <w:szCs w:val="34"/>
-          <w:lang w:val="en"/>
-          <w14:ligatures w14:val="none"/>
+          <w:rFonts w:ascii="Segoe UI Emoji" w:hAnsi="Segoe UI Emoji" w:cs="Segoe UI Emoji"/>
+          <w:lang w:val="en"/>
         </w:rPr>
         <w:t>🧠</w:t>
       </w:r>
       <w:r>
         <w:rPr>
-          <w:rFonts w:asciiTheme="majorHAnsi" w:eastAsiaTheme="majorEastAsia" w:hAnsiTheme="majorHAnsi" w:cstheme="majorBidi"/>
-          <w:b/>
-          <w:bCs/>
-          <w:color w:val="2F5496" w:themeColor="accent1" w:themeShade="BF"/>
-          <w:kern w:val="0"/>
-          <w:sz w:val="34"/>
-          <w:szCs w:val="34"/>
-          <w:lang w:val="en"/>
-          <w14:ligatures w14:val="none"/>
+          <w:lang w:val="en"/>
         </w:rPr>
         <w:t xml:space="preserve"> Simple Definition:</w:t>
       </w:r>
@@ -512,6 +473,7 @@
         </w:rPr>
         <w:t xml:space="preserve">: </w:t>
       </w:r>
+      <w:proofErr w:type="spellStart"/>
       <w:r>
         <w:rPr>
           <w:rFonts w:ascii="Arial" w:eastAsia="Arial" w:hAnsi="Arial" w:cs="Arial"/>
@@ -523,7 +485,21 @@
           <w:lang w:val="en"/>
           <w14:ligatures w14:val="none"/>
         </w:rPr>
-        <w:t>Chatgpt (GPT</w:t>
+        <w:t>Chatgpt</w:t>
+      </w:r>
+      <w:proofErr w:type="spellEnd"/>
+      <w:r>
+        <w:rPr>
+          <w:rFonts w:ascii="Arial" w:eastAsia="Arial" w:hAnsi="Arial" w:cs="Arial"/>
+          <w:b/>
+          <w:kern w:val="0"/>
+          <w:sz w:val="22"/>
+          <w:szCs w:val="22"/>
+          <w:highlight w:val="darkGray"/>
+          <w:lang w:val="en"/>
+          <w14:ligatures w14:val="none"/>
+        </w:rPr>
+        <w:t xml:space="preserve"> (GPT</w:t>
       </w:r>
       <w:r>
         <w:rPr>
@@ -691,47 +667,23 @@
     </w:p>
     <w:p>
       <w:pPr>
-        <w:spacing w:before="160" w:after="80" w:line="276" w:lineRule="auto"/>
-        <w:outlineLvl w:val="1"/>
-        <w:rPr>
-          <w:rFonts w:asciiTheme="majorHAnsi" w:eastAsiaTheme="majorEastAsia" w:hAnsiTheme="majorHAnsi" w:cstheme="majorBidi"/>
-          <w:b/>
-          <w:bCs/>
-          <w:color w:val="2F5496" w:themeColor="accent1" w:themeShade="BF"/>
-          <w:kern w:val="0"/>
-          <w:sz w:val="34"/>
-          <w:szCs w:val="34"/>
-          <w:lang w:val="en"/>
-          <w14:ligatures w14:val="none"/>
+        <w:pStyle w:val="Heading2"/>
+        <w:rPr>
+          <w:lang w:val="en"/>
         </w:rPr>
       </w:pPr>
       <w:bookmarkStart w:id="1" w:name="_3m86ffvgqtc" w:colFirst="0" w:colLast="0"/>
       <w:bookmarkEnd w:id="1"/>
       <w:r>
         <w:rPr>
-          <w:rFonts w:ascii="Segoe UI Emoji" w:eastAsiaTheme="majorEastAsia" w:hAnsi="Segoe UI Emoji" w:cs="Segoe UI Emoji"/>
-          <w:b/>
-          <w:bCs/>
-          <w:color w:val="2F5496" w:themeColor="accent1" w:themeShade="BF"/>
-          <w:kern w:val="0"/>
-          <w:sz w:val="34"/>
-          <w:szCs w:val="34"/>
-          <w:lang w:val="en"/>
-          <w14:ligatures w14:val="none"/>
+          <w:rFonts w:ascii="Segoe UI Emoji" w:hAnsi="Segoe UI Emoji" w:cs="Segoe UI Emoji"/>
+          <w:lang w:val="en"/>
         </w:rPr>
         <w:t>🧭</w:t>
       </w:r>
       <w:r>
         <w:rPr>
-          <w:rFonts w:asciiTheme="majorHAnsi" w:eastAsiaTheme="majorEastAsia" w:hAnsiTheme="majorHAnsi" w:cstheme="majorBidi"/>
-          <w:b/>
-          <w:bCs/>
-          <w:color w:val="2F5496" w:themeColor="accent1" w:themeShade="BF"/>
-          <w:kern w:val="0"/>
-          <w:sz w:val="34"/>
-          <w:szCs w:val="34"/>
-          <w:lang w:val="en"/>
-          <w14:ligatures w14:val="none"/>
+          <w:lang w:val="en"/>
         </w:rPr>
         <w:t xml:space="preserve"> Common Types of Network Topologies:</w:t>
       </w:r>
@@ -776,6 +728,7 @@
         </w:rPr>
         <w:t xml:space="preserve">: </w:t>
       </w:r>
+      <w:proofErr w:type="spellStart"/>
       <w:r>
         <w:rPr>
           <w:rFonts w:ascii="Arial" w:eastAsia="Arial" w:hAnsi="Arial" w:cs="Arial"/>
@@ -787,7 +740,21 @@
           <w:lang w:val="en"/>
           <w14:ligatures w14:val="none"/>
         </w:rPr>
-        <w:t>Chatgpt (GPT</w:t>
+        <w:t>Chatgpt</w:t>
+      </w:r>
+      <w:proofErr w:type="spellEnd"/>
+      <w:r>
+        <w:rPr>
+          <w:rFonts w:ascii="Arial" w:eastAsia="Arial" w:hAnsi="Arial" w:cs="Arial"/>
+          <w:b/>
+          <w:kern w:val="0"/>
+          <w:sz w:val="22"/>
+          <w:szCs w:val="22"/>
+          <w:highlight w:val="darkGray"/>
+          <w:lang w:val="en"/>
+          <w14:ligatures w14:val="none"/>
+        </w:rPr>
+        <w:t xml:space="preserve"> (GPT</w:t>
       </w:r>
       <w:r>
         <w:rPr>
@@ -838,6 +805,7 @@
           <w:lang w:val="en"/>
           <w14:ligatures w14:val="none"/>
         </w:rPr>
+        <w:lastRenderedPageBreak/>
         <w:drawing>
           <wp:inline distT="114300" distB="114300" distL="114300" distR="114300" wp14:anchorId="6C52E987" wp14:editId="43D5BE4E">
             <wp:extent cx="5943600" cy="3390900"/>
@@ -1565,17 +1533,41 @@
                 <w:lang w:val="en"/>
                 <w14:ligatures w14:val="none"/>
               </w:rPr>
-              <w:t>closed loop</w:t>
-            </w:r>
-            <w:r>
-              <w:rPr>
-                <w:rFonts w:ascii="Roboto Mono" w:eastAsia="Roboto Mono" w:hAnsi="Roboto Mono" w:cs="Arial"/>
-                <w:kern w:val="0"/>
-                <w:szCs w:val="22"/>
-                <w:lang w:val="en"/>
-                <w14:ligatures w14:val="none"/>
-              </w:rPr>
-              <w:t>, each connected to two others</w:t>
+              <w:t xml:space="preserve">closed </w:t>
+            </w:r>
+            <w:proofErr w:type="gramStart"/>
+            <w:r>
+              <w:rPr>
+                <w:rFonts w:ascii="Roboto Mono" w:eastAsia="Roboto Mono" w:hAnsi="Roboto Mono" w:cs="Arial"/>
+                <w:b/>
+                <w:bCs/>
+                <w:kern w:val="0"/>
+                <w:szCs w:val="22"/>
+                <w:lang w:val="en"/>
+                <w14:ligatures w14:val="none"/>
+              </w:rPr>
+              <w:t>loop</w:t>
+            </w:r>
+            <w:r>
+              <w:rPr>
+                <w:rFonts w:ascii="Roboto Mono" w:eastAsia="Roboto Mono" w:hAnsi="Roboto Mono" w:cs="Arial"/>
+                <w:kern w:val="0"/>
+                <w:szCs w:val="22"/>
+                <w:lang w:val="en"/>
+                <w14:ligatures w14:val="none"/>
+              </w:rPr>
+              <w:t>,</w:t>
+            </w:r>
+            <w:proofErr w:type="gramEnd"/>
+            <w:r>
+              <w:rPr>
+                <w:rFonts w:ascii="Roboto Mono" w:eastAsia="Roboto Mono" w:hAnsi="Roboto Mono" w:cs="Arial"/>
+                <w:kern w:val="0"/>
+                <w:szCs w:val="22"/>
+                <w:lang w:val="en"/>
+                <w14:ligatures w14:val="none"/>
+              </w:rPr>
+              <w:t xml:space="preserve"> each connected to two others</w:t>
             </w:r>
           </w:p>
         </w:tc>
@@ -2252,47 +2244,24 @@
     </w:p>
     <w:p>
       <w:pPr>
-        <w:spacing w:before="160" w:after="80" w:line="276" w:lineRule="auto"/>
-        <w:outlineLvl w:val="1"/>
-        <w:rPr>
-          <w:rFonts w:asciiTheme="majorHAnsi" w:eastAsiaTheme="majorEastAsia" w:hAnsiTheme="majorHAnsi" w:cstheme="majorBidi"/>
-          <w:b/>
-          <w:bCs/>
-          <w:color w:val="2F5496" w:themeColor="accent1" w:themeShade="BF"/>
-          <w:kern w:val="0"/>
-          <w:sz w:val="34"/>
-          <w:szCs w:val="34"/>
-          <w:lang w:val="en"/>
-          <w14:ligatures w14:val="none"/>
+        <w:pStyle w:val="Heading2"/>
+        <w:rPr>
+          <w:lang w:val="en"/>
         </w:rPr>
       </w:pPr>
       <w:bookmarkStart w:id="2" w:name="_lv46ugk0m5h2" w:colFirst="0" w:colLast="0"/>
       <w:bookmarkEnd w:id="2"/>
       <w:r>
         <w:rPr>
-          <w:rFonts w:ascii="Segoe UI Emoji" w:eastAsiaTheme="majorEastAsia" w:hAnsi="Segoe UI Emoji" w:cs="Segoe UI Emoji"/>
-          <w:b/>
-          <w:bCs/>
-          <w:color w:val="2F5496" w:themeColor="accent1" w:themeShade="BF"/>
-          <w:kern w:val="0"/>
-          <w:sz w:val="34"/>
-          <w:szCs w:val="34"/>
-          <w:lang w:val="en"/>
-          <w14:ligatures w14:val="none"/>
-        </w:rPr>
+          <w:rFonts w:ascii="Segoe UI Emoji" w:hAnsi="Segoe UI Emoji" w:cs="Segoe UI Emoji"/>
+          <w:lang w:val="en"/>
+        </w:rPr>
+        <w:lastRenderedPageBreak/>
         <w:t>📊</w:t>
       </w:r>
       <w:r>
         <w:rPr>
-          <w:rFonts w:asciiTheme="majorHAnsi" w:eastAsiaTheme="majorEastAsia" w:hAnsiTheme="majorHAnsi" w:cstheme="majorBidi"/>
-          <w:b/>
-          <w:bCs/>
-          <w:color w:val="2F5496" w:themeColor="accent1" w:themeShade="BF"/>
-          <w:kern w:val="0"/>
-          <w:sz w:val="34"/>
-          <w:szCs w:val="34"/>
-          <w:lang w:val="en"/>
-          <w14:ligatures w14:val="none"/>
+          <w:lang w:val="en"/>
         </w:rPr>
         <w:t xml:space="preserve"> Comparison of Topologies</w:t>
       </w:r>
@@ -2337,6 +2306,7 @@
         </w:rPr>
         <w:t xml:space="preserve">: </w:t>
       </w:r>
+      <w:proofErr w:type="spellStart"/>
       <w:r>
         <w:rPr>
           <w:rFonts w:ascii="Arial" w:eastAsia="Arial" w:hAnsi="Arial" w:cs="Arial"/>
@@ -2348,7 +2318,21 @@
           <w:lang w:val="en"/>
           <w14:ligatures w14:val="none"/>
         </w:rPr>
-        <w:t>Chatgpt (GPT</w:t>
+        <w:t>Chatgpt</w:t>
+      </w:r>
+      <w:proofErr w:type="spellEnd"/>
+      <w:r>
+        <w:rPr>
+          <w:rFonts w:ascii="Arial" w:eastAsia="Arial" w:hAnsi="Arial" w:cs="Arial"/>
+          <w:b/>
+          <w:kern w:val="0"/>
+          <w:sz w:val="22"/>
+          <w:szCs w:val="22"/>
+          <w:highlight w:val="darkGray"/>
+          <w:lang w:val="en"/>
+          <w14:ligatures w14:val="none"/>
+        </w:rPr>
+        <w:t xml:space="preserve"> (GPT</w:t>
       </w:r>
       <w:r>
         <w:rPr>
@@ -4020,47 +4004,24 @@
     </w:p>
     <w:p>
       <w:pPr>
-        <w:spacing w:before="160" w:after="80" w:line="276" w:lineRule="auto"/>
-        <w:outlineLvl w:val="1"/>
-        <w:rPr>
-          <w:rFonts w:asciiTheme="majorHAnsi" w:eastAsiaTheme="majorEastAsia" w:hAnsiTheme="majorHAnsi" w:cstheme="majorBidi"/>
-          <w:b/>
-          <w:bCs/>
-          <w:color w:val="2F5496" w:themeColor="accent1" w:themeShade="BF"/>
-          <w:kern w:val="0"/>
-          <w:sz w:val="34"/>
-          <w:szCs w:val="34"/>
-          <w:lang w:val="en"/>
-          <w14:ligatures w14:val="none"/>
+        <w:pStyle w:val="Heading2"/>
+        <w:rPr>
+          <w:lang w:val="en"/>
         </w:rPr>
       </w:pPr>
       <w:bookmarkStart w:id="3" w:name="_wfpb4zefgod3" w:colFirst="0" w:colLast="0"/>
       <w:bookmarkEnd w:id="3"/>
       <w:r>
         <w:rPr>
-          <w:rFonts w:ascii="Segoe UI Emoji" w:eastAsiaTheme="majorEastAsia" w:hAnsi="Segoe UI Emoji" w:cs="Segoe UI Emoji"/>
-          <w:b/>
-          <w:bCs/>
-          <w:color w:val="2F5496" w:themeColor="accent1" w:themeShade="BF"/>
-          <w:kern w:val="0"/>
-          <w:sz w:val="34"/>
-          <w:szCs w:val="34"/>
-          <w:lang w:val="en"/>
-          <w14:ligatures w14:val="none"/>
-        </w:rPr>
+          <w:rFonts w:ascii="Segoe UI Emoji" w:hAnsi="Segoe UI Emoji" w:cs="Segoe UI Emoji"/>
+          <w:lang w:val="en"/>
+        </w:rPr>
+        <w:lastRenderedPageBreak/>
         <w:t>🎯</w:t>
       </w:r>
       <w:r>
         <w:rPr>
-          <w:rFonts w:asciiTheme="majorHAnsi" w:eastAsiaTheme="majorEastAsia" w:hAnsiTheme="majorHAnsi" w:cstheme="majorBidi"/>
-          <w:b/>
-          <w:bCs/>
-          <w:color w:val="2F5496" w:themeColor="accent1" w:themeShade="BF"/>
-          <w:kern w:val="0"/>
-          <w:sz w:val="34"/>
-          <w:szCs w:val="34"/>
-          <w:lang w:val="en"/>
-          <w14:ligatures w14:val="none"/>
+          <w:lang w:val="en"/>
         </w:rPr>
         <w:t xml:space="preserve"> Why Network Topology Matters</w:t>
       </w:r>
@@ -4102,6 +4063,7 @@
         </w:rPr>
         <w:t xml:space="preserve">: </w:t>
       </w:r>
+      <w:proofErr w:type="spellStart"/>
       <w:r>
         <w:rPr>
           <w:rFonts w:ascii="Arial" w:eastAsia="Arial" w:hAnsi="Arial" w:cs="Arial"/>
@@ -4113,7 +4075,21 @@
           <w:lang w:val="en"/>
           <w14:ligatures w14:val="none"/>
         </w:rPr>
-        <w:t>Chatgpt (GPT</w:t>
+        <w:t>Chatgpt</w:t>
+      </w:r>
+      <w:proofErr w:type="spellEnd"/>
+      <w:r>
+        <w:rPr>
+          <w:rFonts w:ascii="Arial" w:eastAsia="Arial" w:hAnsi="Arial" w:cs="Arial"/>
+          <w:b/>
+          <w:kern w:val="0"/>
+          <w:sz w:val="22"/>
+          <w:szCs w:val="22"/>
+          <w:highlight w:val="darkGray"/>
+          <w:lang w:val="en"/>
+          <w14:ligatures w14:val="none"/>
+        </w:rPr>
+        <w:t xml:space="preserve"> (GPT</w:t>
       </w:r>
       <w:r>
         <w:rPr>
@@ -4530,6 +4506,7 @@
         </w:rPr>
         <w:t xml:space="preserve">: </w:t>
       </w:r>
+      <w:proofErr w:type="spellStart"/>
       <w:r>
         <w:rPr>
           <w:rFonts w:ascii="Arial" w:eastAsia="Arial" w:hAnsi="Arial" w:cs="Arial"/>
@@ -4541,7 +4518,21 @@
           <w:lang w:val="en"/>
           <w14:ligatures w14:val="none"/>
         </w:rPr>
-        <w:t>Chatgpt (GPT</w:t>
+        <w:t>Chatgpt</w:t>
+      </w:r>
+      <w:proofErr w:type="spellEnd"/>
+      <w:r>
+        <w:rPr>
+          <w:rFonts w:ascii="Arial" w:eastAsia="Arial" w:hAnsi="Arial" w:cs="Arial"/>
+          <w:b/>
+          <w:kern w:val="0"/>
+          <w:sz w:val="22"/>
+          <w:szCs w:val="22"/>
+          <w:highlight w:val="darkGray"/>
+          <w:lang w:val="en"/>
+          <w14:ligatures w14:val="none"/>
+        </w:rPr>
+        <w:t xml:space="preserve"> (GPT</w:t>
       </w:r>
       <w:r>
         <w:rPr>
@@ -5053,58 +5044,29 @@
     </w:p>
     <w:p>
       <w:pPr>
-        <w:keepNext/>
-        <w:keepLines/>
-        <w:spacing w:before="360" w:after="80" w:line="276" w:lineRule="auto"/>
-        <w:outlineLvl w:val="0"/>
-        <w:rPr>
-          <w:rFonts w:asciiTheme="majorHAnsi" w:eastAsiaTheme="majorEastAsia" w:hAnsiTheme="majorHAnsi" w:cstheme="majorBidi"/>
-          <w:color w:val="2F5496" w:themeColor="accent1" w:themeShade="BF"/>
-          <w:kern w:val="0"/>
-          <w:sz w:val="40"/>
-          <w:szCs w:val="40"/>
-          <w:lang w:val="en"/>
-          <w14:ligatures w14:val="none"/>
-        </w:rPr>
-      </w:pPr>
-      <w:r>
-        <w:rPr>
-          <w:rFonts w:asciiTheme="majorHAnsi" w:eastAsiaTheme="majorEastAsia" w:hAnsiTheme="majorHAnsi" w:cstheme="majorBidi"/>
-          <w:color w:val="2F5496" w:themeColor="accent1" w:themeShade="BF"/>
-          <w:kern w:val="0"/>
-          <w:sz w:val="40"/>
-          <w:szCs w:val="40"/>
-          <w:lang w:val="en"/>
-          <w14:ligatures w14:val="none"/>
-        </w:rPr>
+        <w:pStyle w:val="Heading1"/>
+        <w:rPr>
+          <w:lang w:val="en"/>
+        </w:rPr>
+      </w:pPr>
+      <w:r>
+        <w:rPr>
+          <w:lang w:val="en"/>
+        </w:rPr>
+        <w:lastRenderedPageBreak/>
         <w:t>2-Network Layout</w:t>
       </w:r>
     </w:p>
     <w:p>
       <w:pPr>
-        <w:keepNext/>
-        <w:keepLines/>
-        <w:spacing w:before="160" w:after="80" w:line="276" w:lineRule="auto"/>
-        <w:outlineLvl w:val="1"/>
-        <w:rPr>
-          <w:rFonts w:asciiTheme="majorHAnsi" w:eastAsiaTheme="majorEastAsia" w:hAnsiTheme="majorHAnsi" w:cstheme="majorBidi"/>
-          <w:color w:val="2F5496" w:themeColor="accent1" w:themeShade="BF"/>
-          <w:kern w:val="0"/>
-          <w:sz w:val="32"/>
-          <w:szCs w:val="32"/>
-          <w:lang w:val="en"/>
-          <w14:ligatures w14:val="none"/>
-        </w:rPr>
-      </w:pPr>
-      <w:r>
-        <w:rPr>
-          <w:rFonts w:asciiTheme="majorHAnsi" w:eastAsiaTheme="majorEastAsia" w:hAnsiTheme="majorHAnsi" w:cstheme="majorBidi"/>
-          <w:color w:val="2F5496" w:themeColor="accent1" w:themeShade="BF"/>
-          <w:kern w:val="0"/>
-          <w:sz w:val="32"/>
-          <w:szCs w:val="32"/>
-          <w:lang w:val="en"/>
-          <w14:ligatures w14:val="none"/>
+        <w:pStyle w:val="Heading2"/>
+        <w:rPr>
+          <w:lang w:val="en"/>
+        </w:rPr>
+      </w:pPr>
+      <w:r>
+        <w:rPr>
+          <w:lang w:val="en"/>
         </w:rPr>
         <w:t>What Is Network Layout?</w:t>
       </w:r>
@@ -5146,6 +5108,7 @@
         </w:rPr>
         <w:t xml:space="preserve">: </w:t>
       </w:r>
+      <w:proofErr w:type="spellStart"/>
       <w:r>
         <w:rPr>
           <w:rFonts w:ascii="Arial" w:eastAsia="Arial" w:hAnsi="Arial" w:cs="Arial"/>
@@ -5157,7 +5120,21 @@
           <w:lang w:val="en"/>
           <w14:ligatures w14:val="none"/>
         </w:rPr>
-        <w:t>Chatgpt (GPT</w:t>
+        <w:t>Chatgpt</w:t>
+      </w:r>
+      <w:proofErr w:type="spellEnd"/>
+      <w:r>
+        <w:rPr>
+          <w:rFonts w:ascii="Arial" w:eastAsia="Arial" w:hAnsi="Arial" w:cs="Arial"/>
+          <w:b/>
+          <w:kern w:val="0"/>
+          <w:sz w:val="22"/>
+          <w:szCs w:val="22"/>
+          <w:highlight w:val="darkGray"/>
+          <w:lang w:val="en"/>
+          <w14:ligatures w14:val="none"/>
+        </w:rPr>
+        <w:t xml:space="preserve"> (GPT</w:t>
       </w:r>
       <w:r>
         <w:rPr>
@@ -5302,47 +5279,23 @@
     </w:p>
     <w:p>
       <w:pPr>
-        <w:spacing w:before="160" w:after="80" w:line="276" w:lineRule="auto"/>
-        <w:outlineLvl w:val="1"/>
-        <w:rPr>
-          <w:rFonts w:asciiTheme="majorHAnsi" w:eastAsiaTheme="majorEastAsia" w:hAnsiTheme="majorHAnsi" w:cstheme="majorBidi"/>
-          <w:b/>
-          <w:bCs/>
-          <w:color w:val="2F5496" w:themeColor="accent1" w:themeShade="BF"/>
-          <w:kern w:val="0"/>
-          <w:sz w:val="34"/>
-          <w:szCs w:val="34"/>
-          <w:lang w:val="en"/>
-          <w14:ligatures w14:val="none"/>
+        <w:pStyle w:val="Heading2"/>
+        <w:rPr>
+          <w:lang w:val="en"/>
         </w:rPr>
       </w:pPr>
       <w:bookmarkStart w:id="5" w:name="_nqddjfpu55o9" w:colFirst="0" w:colLast="0"/>
       <w:bookmarkEnd w:id="5"/>
       <w:r>
         <w:rPr>
-          <w:rFonts w:ascii="Segoe UI Emoji" w:eastAsiaTheme="majorEastAsia" w:hAnsi="Segoe UI Emoji" w:cs="Segoe UI Emoji"/>
-          <w:b/>
-          <w:bCs/>
-          <w:color w:val="2F5496" w:themeColor="accent1" w:themeShade="BF"/>
-          <w:kern w:val="0"/>
-          <w:sz w:val="34"/>
-          <w:szCs w:val="34"/>
-          <w:lang w:val="en"/>
-          <w14:ligatures w14:val="none"/>
+          <w:rFonts w:ascii="Segoe UI Emoji" w:hAnsi="Segoe UI Emoji" w:cs="Segoe UI Emoji"/>
+          <w:lang w:val="en"/>
         </w:rPr>
         <w:t>🧠</w:t>
       </w:r>
       <w:r>
         <w:rPr>
-          <w:rFonts w:asciiTheme="majorHAnsi" w:eastAsiaTheme="majorEastAsia" w:hAnsiTheme="majorHAnsi" w:cstheme="majorBidi"/>
-          <w:b/>
-          <w:bCs/>
-          <w:color w:val="2F5496" w:themeColor="accent1" w:themeShade="BF"/>
-          <w:kern w:val="0"/>
-          <w:sz w:val="34"/>
-          <w:szCs w:val="34"/>
-          <w:lang w:val="en"/>
-          <w14:ligatures w14:val="none"/>
+          <w:lang w:val="en"/>
         </w:rPr>
         <w:t xml:space="preserve"> Simple Definition:</w:t>
       </w:r>
@@ -5384,6 +5337,7 @@
         </w:rPr>
         <w:t xml:space="preserve">: </w:t>
       </w:r>
+      <w:proofErr w:type="spellStart"/>
       <w:r>
         <w:rPr>
           <w:rFonts w:ascii="Arial" w:eastAsia="Arial" w:hAnsi="Arial" w:cs="Arial"/>
@@ -5395,7 +5349,21 @@
           <w:lang w:val="en"/>
           <w14:ligatures w14:val="none"/>
         </w:rPr>
-        <w:t>Chatgpt (GPT</w:t>
+        <w:t>Chatgpt</w:t>
+      </w:r>
+      <w:proofErr w:type="spellEnd"/>
+      <w:r>
+        <w:rPr>
+          <w:rFonts w:ascii="Arial" w:eastAsia="Arial" w:hAnsi="Arial" w:cs="Arial"/>
+          <w:b/>
+          <w:kern w:val="0"/>
+          <w:sz w:val="22"/>
+          <w:szCs w:val="22"/>
+          <w:highlight w:val="darkGray"/>
+          <w:lang w:val="en"/>
+          <w14:ligatures w14:val="none"/>
+        </w:rPr>
+        <w:t xml:space="preserve"> (GPT</w:t>
       </w:r>
       <w:r>
         <w:rPr>
@@ -5563,47 +5531,23 @@
     </w:p>
     <w:p>
       <w:pPr>
-        <w:spacing w:before="160" w:after="80" w:line="276" w:lineRule="auto"/>
-        <w:outlineLvl w:val="1"/>
-        <w:rPr>
-          <w:rFonts w:asciiTheme="majorHAnsi" w:eastAsiaTheme="majorEastAsia" w:hAnsiTheme="majorHAnsi" w:cstheme="majorBidi"/>
-          <w:b/>
-          <w:bCs/>
-          <w:color w:val="2F5496" w:themeColor="accent1" w:themeShade="BF"/>
-          <w:kern w:val="0"/>
-          <w:sz w:val="34"/>
-          <w:szCs w:val="34"/>
-          <w:lang w:val="en"/>
-          <w14:ligatures w14:val="none"/>
+        <w:pStyle w:val="Heading2"/>
+        <w:rPr>
+          <w:lang w:val="en"/>
         </w:rPr>
       </w:pPr>
       <w:bookmarkStart w:id="6" w:name="_9b0sutd8uabt" w:colFirst="0" w:colLast="0"/>
       <w:bookmarkEnd w:id="6"/>
       <w:r>
         <w:rPr>
-          <w:rFonts w:ascii="Segoe UI Emoji" w:eastAsiaTheme="majorEastAsia" w:hAnsi="Segoe UI Emoji" w:cs="Segoe UI Emoji"/>
-          <w:b/>
-          <w:bCs/>
-          <w:color w:val="2F5496" w:themeColor="accent1" w:themeShade="BF"/>
-          <w:kern w:val="0"/>
-          <w:sz w:val="34"/>
-          <w:szCs w:val="34"/>
-          <w:lang w:val="en"/>
-          <w14:ligatures w14:val="none"/>
+          <w:rFonts w:ascii="Segoe UI Emoji" w:hAnsi="Segoe UI Emoji" w:cs="Segoe UI Emoji"/>
+          <w:lang w:val="en"/>
         </w:rPr>
         <w:t>🧭</w:t>
       </w:r>
       <w:r>
         <w:rPr>
-          <w:rFonts w:asciiTheme="majorHAnsi" w:eastAsiaTheme="majorEastAsia" w:hAnsiTheme="majorHAnsi" w:cstheme="majorBidi"/>
-          <w:b/>
-          <w:bCs/>
-          <w:color w:val="2F5496" w:themeColor="accent1" w:themeShade="BF"/>
-          <w:kern w:val="0"/>
-          <w:sz w:val="34"/>
-          <w:szCs w:val="34"/>
-          <w:lang w:val="en"/>
-          <w14:ligatures w14:val="none"/>
+          <w:lang w:val="en"/>
         </w:rPr>
         <w:t xml:space="preserve"> Two Main Types of Layouts:</w:t>
       </w:r>
@@ -5648,6 +5592,7 @@
         </w:rPr>
         <w:t xml:space="preserve">: </w:t>
       </w:r>
+      <w:proofErr w:type="spellStart"/>
       <w:r>
         <w:rPr>
           <w:rFonts w:ascii="Arial" w:eastAsia="Arial" w:hAnsi="Arial" w:cs="Arial"/>
@@ -5659,7 +5604,21 @@
           <w:lang w:val="en"/>
           <w14:ligatures w14:val="none"/>
         </w:rPr>
-        <w:t>Chatgpt (GPT</w:t>
+        <w:t>Chatgpt</w:t>
+      </w:r>
+      <w:proofErr w:type="spellEnd"/>
+      <w:r>
+        <w:rPr>
+          <w:rFonts w:ascii="Arial" w:eastAsia="Arial" w:hAnsi="Arial" w:cs="Arial"/>
+          <w:b/>
+          <w:kern w:val="0"/>
+          <w:sz w:val="22"/>
+          <w:szCs w:val="22"/>
+          <w:highlight w:val="darkGray"/>
+          <w:lang w:val="en"/>
+          <w14:ligatures w14:val="none"/>
+        </w:rPr>
+        <w:t xml:space="preserve"> (GPT</w:t>
       </w:r>
       <w:r>
         <w:rPr>
@@ -6148,47 +6107,24 @@
     </w:p>
     <w:p>
       <w:pPr>
-        <w:spacing w:before="160" w:after="80" w:line="276" w:lineRule="auto"/>
-        <w:outlineLvl w:val="1"/>
-        <w:rPr>
-          <w:rFonts w:asciiTheme="majorHAnsi" w:eastAsiaTheme="majorEastAsia" w:hAnsiTheme="majorHAnsi" w:cstheme="majorBidi"/>
-          <w:b/>
-          <w:bCs/>
-          <w:color w:val="2F5496" w:themeColor="accent1" w:themeShade="BF"/>
-          <w:kern w:val="0"/>
-          <w:sz w:val="34"/>
-          <w:szCs w:val="34"/>
-          <w:lang w:val="en"/>
-          <w14:ligatures w14:val="none"/>
+        <w:pStyle w:val="Heading2"/>
+        <w:rPr>
+          <w:lang w:val="en"/>
         </w:rPr>
       </w:pPr>
       <w:bookmarkStart w:id="7" w:name="_bi6zuxpx0ixs" w:colFirst="0" w:colLast="0"/>
       <w:bookmarkEnd w:id="7"/>
       <w:r>
         <w:rPr>
-          <w:rFonts w:ascii="Segoe UI Emoji" w:eastAsiaTheme="majorEastAsia" w:hAnsi="Segoe UI Emoji" w:cs="Segoe UI Emoji"/>
-          <w:b/>
-          <w:bCs/>
-          <w:color w:val="2F5496" w:themeColor="accent1" w:themeShade="BF"/>
-          <w:kern w:val="0"/>
-          <w:sz w:val="34"/>
-          <w:szCs w:val="34"/>
-          <w:lang w:val="en"/>
-          <w14:ligatures w14:val="none"/>
-        </w:rPr>
+          <w:rFonts w:ascii="Segoe UI Emoji" w:hAnsi="Segoe UI Emoji" w:cs="Segoe UI Emoji"/>
+          <w:lang w:val="en"/>
+        </w:rPr>
+        <w:lastRenderedPageBreak/>
         <w:t>📊</w:t>
       </w:r>
       <w:r>
         <w:rPr>
-          <w:rFonts w:asciiTheme="majorHAnsi" w:eastAsiaTheme="majorEastAsia" w:hAnsiTheme="majorHAnsi" w:cstheme="majorBidi"/>
-          <w:b/>
-          <w:bCs/>
-          <w:color w:val="2F5496" w:themeColor="accent1" w:themeShade="BF"/>
-          <w:kern w:val="0"/>
-          <w:sz w:val="34"/>
-          <w:szCs w:val="34"/>
-          <w:lang w:val="en"/>
-          <w14:ligatures w14:val="none"/>
+          <w:lang w:val="en"/>
         </w:rPr>
         <w:t xml:space="preserve"> Example: Physical vs Logical Layout</w:t>
       </w:r>
@@ -6233,6 +6169,7 @@
         </w:rPr>
         <w:t xml:space="preserve">: </w:t>
       </w:r>
+      <w:proofErr w:type="spellStart"/>
       <w:r>
         <w:rPr>
           <w:rFonts w:ascii="Arial" w:eastAsia="Arial" w:hAnsi="Arial" w:cs="Arial"/>
@@ -6244,7 +6181,21 @@
           <w:lang w:val="en"/>
           <w14:ligatures w14:val="none"/>
         </w:rPr>
-        <w:t>Chatgpt (GPT</w:t>
+        <w:t>Chatgpt</w:t>
+      </w:r>
+      <w:proofErr w:type="spellEnd"/>
+      <w:r>
+        <w:rPr>
+          <w:rFonts w:ascii="Arial" w:eastAsia="Arial" w:hAnsi="Arial" w:cs="Arial"/>
+          <w:b/>
+          <w:kern w:val="0"/>
+          <w:sz w:val="22"/>
+          <w:szCs w:val="22"/>
+          <w:highlight w:val="darkGray"/>
+          <w:lang w:val="en"/>
+          <w14:ligatures w14:val="none"/>
+        </w:rPr>
+        <w:t xml:space="preserve"> (GPT</w:t>
       </w:r>
       <w:r>
         <w:rPr>
@@ -6979,47 +6930,23 @@
     </w:p>
     <w:p>
       <w:pPr>
-        <w:spacing w:before="160" w:after="80" w:line="276" w:lineRule="auto"/>
-        <w:outlineLvl w:val="1"/>
-        <w:rPr>
-          <w:rFonts w:asciiTheme="majorHAnsi" w:eastAsiaTheme="majorEastAsia" w:hAnsiTheme="majorHAnsi" w:cstheme="majorBidi"/>
-          <w:b/>
-          <w:bCs/>
-          <w:color w:val="2F5496" w:themeColor="accent1" w:themeShade="BF"/>
-          <w:kern w:val="0"/>
-          <w:sz w:val="34"/>
-          <w:szCs w:val="34"/>
-          <w:lang w:val="en"/>
-          <w14:ligatures w14:val="none"/>
+        <w:pStyle w:val="Heading2"/>
+        <w:rPr>
+          <w:lang w:val="en"/>
         </w:rPr>
       </w:pPr>
       <w:bookmarkStart w:id="8" w:name="_kkpsfv5ij5gt" w:colFirst="0" w:colLast="0"/>
       <w:bookmarkEnd w:id="8"/>
       <w:r>
         <w:rPr>
-          <w:rFonts w:ascii="Segoe UI Emoji" w:eastAsiaTheme="majorEastAsia" w:hAnsi="Segoe UI Emoji" w:cs="Segoe UI Emoji"/>
-          <w:b/>
-          <w:bCs/>
-          <w:color w:val="2F5496" w:themeColor="accent1" w:themeShade="BF"/>
-          <w:kern w:val="0"/>
-          <w:sz w:val="34"/>
-          <w:szCs w:val="34"/>
-          <w:lang w:val="en"/>
-          <w14:ligatures w14:val="none"/>
+          <w:rFonts w:ascii="Segoe UI Emoji" w:hAnsi="Segoe UI Emoji" w:cs="Segoe UI Emoji"/>
+          <w:lang w:val="en"/>
         </w:rPr>
         <w:t>🗺️</w:t>
       </w:r>
       <w:r>
         <w:rPr>
-          <w:rFonts w:asciiTheme="majorHAnsi" w:eastAsiaTheme="majorEastAsia" w:hAnsiTheme="majorHAnsi" w:cstheme="majorBidi"/>
-          <w:b/>
-          <w:bCs/>
-          <w:color w:val="2F5496" w:themeColor="accent1" w:themeShade="BF"/>
-          <w:kern w:val="0"/>
-          <w:sz w:val="34"/>
-          <w:szCs w:val="34"/>
-          <w:lang w:val="en"/>
-          <w14:ligatures w14:val="none"/>
+          <w:lang w:val="en"/>
         </w:rPr>
         <w:t xml:space="preserve"> Examples of Layout Styles (Topologies)</w:t>
       </w:r>
@@ -7064,6 +6991,7 @@
         </w:rPr>
         <w:t xml:space="preserve">: </w:t>
       </w:r>
+      <w:proofErr w:type="spellStart"/>
       <w:r>
         <w:rPr>
           <w:rFonts w:ascii="Arial" w:eastAsia="Arial" w:hAnsi="Arial" w:cs="Arial"/>
@@ -7075,7 +7003,21 @@
           <w:lang w:val="en"/>
           <w14:ligatures w14:val="none"/>
         </w:rPr>
-        <w:t>Chatgpt (GPT</w:t>
+        <w:t>Chatgpt</w:t>
+      </w:r>
+      <w:proofErr w:type="spellEnd"/>
+      <w:r>
+        <w:rPr>
+          <w:rFonts w:ascii="Arial" w:eastAsia="Arial" w:hAnsi="Arial" w:cs="Arial"/>
+          <w:b/>
+          <w:kern w:val="0"/>
+          <w:sz w:val="22"/>
+          <w:szCs w:val="22"/>
+          <w:highlight w:val="darkGray"/>
+          <w:lang w:val="en"/>
+          <w14:ligatures w14:val="none"/>
+        </w:rPr>
+        <w:t xml:space="preserve"> (GPT</w:t>
       </w:r>
       <w:r>
         <w:rPr>
@@ -7237,6 +7179,7 @@
                 <w:lang w:val="en"/>
                 <w14:ligatures w14:val="none"/>
               </w:rPr>
+              <w:lastRenderedPageBreak/>
               <w:t>Topology</w:t>
             </w:r>
           </w:p>
@@ -7835,47 +7778,23 @@
     </w:p>
     <w:p>
       <w:pPr>
-        <w:spacing w:before="160" w:after="80" w:line="276" w:lineRule="auto"/>
-        <w:outlineLvl w:val="1"/>
-        <w:rPr>
-          <w:rFonts w:asciiTheme="majorHAnsi" w:eastAsiaTheme="majorEastAsia" w:hAnsiTheme="majorHAnsi" w:cstheme="majorBidi"/>
-          <w:b/>
-          <w:bCs/>
-          <w:color w:val="2F5496" w:themeColor="accent1" w:themeShade="BF"/>
-          <w:kern w:val="0"/>
-          <w:sz w:val="34"/>
-          <w:szCs w:val="34"/>
-          <w:lang w:val="en"/>
-          <w14:ligatures w14:val="none"/>
+        <w:pStyle w:val="Heading2"/>
+        <w:rPr>
+          <w:lang w:val="en"/>
         </w:rPr>
       </w:pPr>
       <w:bookmarkStart w:id="9" w:name="_l9r88d99hzts" w:colFirst="0" w:colLast="0"/>
       <w:bookmarkEnd w:id="9"/>
       <w:r>
         <w:rPr>
-          <w:rFonts w:ascii="Segoe UI Emoji" w:eastAsiaTheme="majorEastAsia" w:hAnsi="Segoe UI Emoji" w:cs="Segoe UI Emoji"/>
-          <w:b/>
-          <w:bCs/>
-          <w:color w:val="2F5496" w:themeColor="accent1" w:themeShade="BF"/>
-          <w:kern w:val="0"/>
-          <w:sz w:val="34"/>
-          <w:szCs w:val="34"/>
-          <w:lang w:val="en"/>
-          <w14:ligatures w14:val="none"/>
+          <w:rFonts w:ascii="Segoe UI Emoji" w:hAnsi="Segoe UI Emoji" w:cs="Segoe UI Emoji"/>
+          <w:lang w:val="en"/>
         </w:rPr>
         <w:t>📥</w:t>
       </w:r>
       <w:r>
         <w:rPr>
-          <w:rFonts w:asciiTheme="majorHAnsi" w:eastAsiaTheme="majorEastAsia" w:hAnsiTheme="majorHAnsi" w:cstheme="majorBidi"/>
-          <w:b/>
-          <w:bCs/>
-          <w:color w:val="2F5496" w:themeColor="accent1" w:themeShade="BF"/>
-          <w:kern w:val="0"/>
-          <w:sz w:val="34"/>
-          <w:szCs w:val="34"/>
-          <w:lang w:val="en"/>
-          <w14:ligatures w14:val="none"/>
+          <w:lang w:val="en"/>
         </w:rPr>
         <w:t xml:space="preserve"> Why Network Layouts Matter</w:t>
       </w:r>
@@ -7920,6 +7839,7 @@
         </w:rPr>
         <w:t xml:space="preserve">: </w:t>
       </w:r>
+      <w:proofErr w:type="spellStart"/>
       <w:r>
         <w:rPr>
           <w:rFonts w:ascii="Arial" w:eastAsia="Arial" w:hAnsi="Arial" w:cs="Arial"/>
@@ -7931,7 +7851,21 @@
           <w:lang w:val="en"/>
           <w14:ligatures w14:val="none"/>
         </w:rPr>
-        <w:t>Chatgpt (GPT</w:t>
+        <w:t>Chatgpt</w:t>
+      </w:r>
+      <w:proofErr w:type="spellEnd"/>
+      <w:r>
+        <w:rPr>
+          <w:rFonts w:ascii="Arial" w:eastAsia="Arial" w:hAnsi="Arial" w:cs="Arial"/>
+          <w:b/>
+          <w:kern w:val="0"/>
+          <w:sz w:val="22"/>
+          <w:szCs w:val="22"/>
+          <w:highlight w:val="darkGray"/>
+          <w:lang w:val="en"/>
+          <w14:ligatures w14:val="none"/>
+        </w:rPr>
+        <w:t xml:space="preserve"> (GPT</w:t>
       </w:r>
       <w:r>
         <w:rPr>
@@ -8288,6 +8222,7 @@
                 <w:lang w:val="en"/>
                 <w14:ligatures w14:val="none"/>
               </w:rPr>
+              <w:lastRenderedPageBreak/>
               <w:t>🔍</w:t>
             </w:r>
             <w:r>
@@ -8596,41 +8531,21 @@
     </w:p>
     <w:p>
       <w:pPr>
-        <w:keepNext/>
-        <w:keepLines/>
-        <w:spacing w:before="160" w:after="80" w:line="276" w:lineRule="auto"/>
-        <w:outlineLvl w:val="1"/>
-        <w:rPr>
-          <w:rFonts w:asciiTheme="majorHAnsi" w:eastAsiaTheme="majorEastAsia" w:hAnsiTheme="majorHAnsi" w:cstheme="majorBidi"/>
-          <w:color w:val="2F5496" w:themeColor="accent1" w:themeShade="BF"/>
-          <w:kern w:val="0"/>
-          <w:sz w:val="32"/>
-          <w:szCs w:val="32"/>
-          <w:lang w:val="en"/>
-          <w14:ligatures w14:val="none"/>
-        </w:rPr>
-      </w:pPr>
-      <w:r>
-        <w:rPr>
-          <w:rFonts w:ascii="Segoe UI Emoji" w:eastAsiaTheme="majorEastAsia" w:hAnsi="Segoe UI Emoji" w:cs="Segoe UI Emoji"/>
-          <w:color w:val="2F5496" w:themeColor="accent1" w:themeShade="BF"/>
-          <w:kern w:val="0"/>
-          <w:sz w:val="32"/>
-          <w:szCs w:val="32"/>
-          <w:lang w:val="en"/>
-          <w14:ligatures w14:val="none"/>
+        <w:pStyle w:val="Heading2"/>
+        <w:rPr>
+          <w:lang w:val="en"/>
+        </w:rPr>
+      </w:pPr>
+      <w:r>
+        <w:rPr>
+          <w:rFonts w:ascii="Segoe UI Emoji" w:hAnsi="Segoe UI Emoji" w:cs="Segoe UI Emoji"/>
+          <w:lang w:val="en"/>
         </w:rPr>
         <w:t>⚖️</w:t>
       </w:r>
       <w:r>
         <w:rPr>
-          <w:rFonts w:asciiTheme="majorHAnsi" w:eastAsiaTheme="majorEastAsia" w:hAnsiTheme="majorHAnsi" w:cstheme="majorBidi"/>
-          <w:color w:val="2F5496" w:themeColor="accent1" w:themeShade="BF"/>
-          <w:kern w:val="0"/>
-          <w:sz w:val="32"/>
-          <w:szCs w:val="32"/>
-          <w:lang w:val="en"/>
-          <w14:ligatures w14:val="none"/>
+          <w:lang w:val="en"/>
         </w:rPr>
         <w:t xml:space="preserve"> network layout vs network topology</w:t>
       </w:r>
@@ -8675,6 +8590,7 @@
         </w:rPr>
         <w:t xml:space="preserve">: </w:t>
       </w:r>
+      <w:proofErr w:type="spellStart"/>
       <w:r>
         <w:rPr>
           <w:rFonts w:ascii="Arial" w:eastAsia="Arial" w:hAnsi="Arial" w:cs="Arial"/>
@@ -8686,7 +8602,21 @@
           <w:lang w:val="en"/>
           <w14:ligatures w14:val="none"/>
         </w:rPr>
-        <w:t>Chatgpt (GPT</w:t>
+        <w:t>Chatgpt</w:t>
+      </w:r>
+      <w:proofErr w:type="spellEnd"/>
+      <w:r>
+        <w:rPr>
+          <w:rFonts w:ascii="Arial" w:eastAsia="Arial" w:hAnsi="Arial" w:cs="Arial"/>
+          <w:b/>
+          <w:kern w:val="0"/>
+          <w:sz w:val="22"/>
+          <w:szCs w:val="22"/>
+          <w:highlight w:val="darkGray"/>
+          <w:lang w:val="en"/>
+          <w14:ligatures w14:val="none"/>
+        </w:rPr>
+        <w:t xml:space="preserve"> (GPT</w:t>
       </w:r>
       <w:r>
         <w:rPr>
@@ -9356,6 +9286,7 @@
                 <w:kern w:val="0"/>
                 <w14:ligatures w14:val="none"/>
               </w:rPr>
+              <w:lastRenderedPageBreak/>
               <w:t>Includes</w:t>
             </w:r>
           </w:p>
@@ -10358,18 +10289,9 @@
     </w:p>
     <w:p>
       <w:pPr>
-        <w:spacing w:before="160" w:after="80" w:line="276" w:lineRule="auto"/>
-        <w:outlineLvl w:val="1"/>
-        <w:rPr>
-          <w:rFonts w:asciiTheme="majorHAnsi" w:eastAsiaTheme="majorEastAsia" w:hAnsiTheme="majorHAnsi" w:cstheme="majorBidi"/>
-          <w:b/>
-          <w:bCs/>
-          <w:color w:val="2F5496" w:themeColor="accent1" w:themeShade="BF"/>
-          <w:kern w:val="0"/>
-          <w:sz w:val="34"/>
-          <w:szCs w:val="34"/>
-          <w:lang w:val="en"/>
-          <w14:ligatures w14:val="none"/>
+        <w:pStyle w:val="Heading2"/>
+        <w:rPr>
+          <w:lang w:val="en"/>
         </w:rPr>
       </w:pPr>
       <w:bookmarkStart w:id="10" w:name="_jat5w7igu78t" w:colFirst="0" w:colLast="0"/>
@@ -10377,28 +10299,15 @@
       <w:r>
         <w:rPr>
           <w:rFonts w:ascii="Segoe UI Emoji" w:eastAsia="Arial Unicode MS" w:hAnsi="Segoe UI Emoji" w:cs="Segoe UI Emoji"/>
-          <w:b/>
-          <w:bCs/>
-          <w:color w:val="2F5496" w:themeColor="accent1" w:themeShade="BF"/>
-          <w:kern w:val="0"/>
-          <w:sz w:val="34"/>
-          <w:szCs w:val="34"/>
-          <w:lang w:val="en"/>
-          <w14:ligatures w14:val="none"/>
-        </w:rPr>
+          <w:lang w:val="en"/>
+        </w:rPr>
+        <w:lastRenderedPageBreak/>
         <w:t>✅</w:t>
       </w:r>
       <w:r>
         <w:rPr>
-          <w:rFonts w:ascii="Arial Unicode MS" w:eastAsia="Arial Unicode MS" w:hAnsi="Arial Unicode MS" w:cs="Arial Unicode MS"/>
-          <w:b/>
-          <w:bCs/>
-          <w:color w:val="2F5496" w:themeColor="accent1" w:themeShade="BF"/>
-          <w:kern w:val="0"/>
-          <w:sz w:val="34"/>
-          <w:szCs w:val="34"/>
-          <w:lang w:val="en"/>
-          <w14:ligatures w14:val="none"/>
+          <w:rFonts w:eastAsia="Arial Unicode MS"/>
+          <w:lang w:val="en"/>
         </w:rPr>
         <w:t xml:space="preserve"> Summary</w:t>
       </w:r>
@@ -10443,6 +10352,7 @@
         </w:rPr>
         <w:t xml:space="preserve">: </w:t>
       </w:r>
+      <w:proofErr w:type="spellStart"/>
       <w:r>
         <w:rPr>
           <w:rFonts w:ascii="Arial" w:eastAsia="Arial" w:hAnsi="Arial" w:cs="Arial"/>
@@ -10454,7 +10364,21 @@
           <w:lang w:val="en"/>
           <w14:ligatures w14:val="none"/>
         </w:rPr>
-        <w:t>Chatgpt (GPT</w:t>
+        <w:t>Chatgpt</w:t>
+      </w:r>
+      <w:proofErr w:type="spellEnd"/>
+      <w:r>
+        <w:rPr>
+          <w:rFonts w:ascii="Arial" w:eastAsia="Arial" w:hAnsi="Arial" w:cs="Arial"/>
+          <w:b/>
+          <w:kern w:val="0"/>
+          <w:sz w:val="22"/>
+          <w:szCs w:val="22"/>
+          <w:highlight w:val="darkGray"/>
+          <w:lang w:val="en"/>
+          <w14:ligatures w14:val="none"/>
+        </w:rPr>
+        <w:t xml:space="preserve"> (GPT</w:t>
       </w:r>
       <w:r>
         <w:rPr>
@@ -12185,7 +12109,6 @@
     <w:next w:val="Normal"/>
     <w:link w:val="Heading2Char"/>
     <w:uiPriority w:val="9"/>
-    <w:semiHidden/>
     <w:unhideWhenUsed/>
     <w:qFormat/>
     <w:rsid w:val="00EF732E"/>
@@ -12402,7 +12325,6 @@
     <w:basedOn w:val="DefaultParagraphFont"/>
     <w:link w:val="Heading2"/>
     <w:uiPriority w:val="9"/>
-    <w:semiHidden/>
     <w:rsid w:val="00EF732E"/>
     <w:rPr>
       <w:rFonts w:asciiTheme="majorHAnsi" w:eastAsiaTheme="majorEastAsia" w:hAnsiTheme="majorHAnsi" w:cstheme="majorBidi"/>
